--- a/Memoria trabajo final Alicia Abascal.docx
+++ b/Memoria trabajo final Alicia Abascal.docx
@@ -24,16 +24,21 @@
       </w:r>
     </w:p>
     <w:p>
+      <w:r>
+        <w:t xml:space="preserve">Para adaptar el efecto de hover al </w:t>
+      </w:r>
+      <w:r>
+        <w:t>modo móvil decido finalmente intercalar las frases.</w:t>
+      </w:r>
+    </w:p>
+    <w:p>
       <w:pPr>
         <w:rPr>
           <w:u w:val="single"/>
         </w:rPr>
       </w:pPr>
       <w:r>
-        <w:t xml:space="preserve">Para adaptar el efecto de hover al </w:t>
-      </w:r>
-      <w:r>
-        <w:t>modo móvil decido finalmente intercalar las frases.</w:t>
+        <w:t>No consigo que el formulario se vacie al “enviarlo”.</w:t>
       </w:r>
     </w:p>
     <w:sectPr>

--- a/Memoria trabajo final Alicia Abascal.docx
+++ b/Memoria trabajo final Alicia Abascal.docx
@@ -32,13 +32,19 @@
       </w:r>
     </w:p>
     <w:p>
+      <w:r>
+        <w:t>No consigo que el formulario se vacie al “enviarlo”.</w:t>
+      </w:r>
+    </w:p>
+    <w:p/>
+    <w:p>
       <w:pPr>
         <w:rPr>
           <w:u w:val="single"/>
         </w:rPr>
       </w:pPr>
       <w:r>
-        <w:t>No consigo que el formulario se vacie al “enviarlo”.</w:t>
+        <w:t>Como no quiero tener veinte js busco una forma de que, al no detectar un elemento no se bloquee el java que no sea try and catch. Lo encapsulo en funciones que van siendo llamadas al cargar el documento.</w:t>
       </w:r>
     </w:p>
     <w:sectPr>

--- a/Memoria trabajo final Alicia Abascal.docx
+++ b/Memoria trabajo final Alicia Abascal.docx
@@ -17,7 +17,14 @@
         <w:t>Decido que no quiero que las barras se carguen al hacer scroll, si no que comiencen a cargarse a partir de entrar en visión por el usuario.</w:t>
       </w:r>
     </w:p>
-    <w:p/>
+    <w:p>
+      <w:r>
+        <w:t xml:space="preserve">Saco los colores de la sección de root porque quiero que cambien al </w:t>
+      </w:r>
+      <w:r>
+        <w:t>estar en modo oscuro.</w:t>
+      </w:r>
+    </w:p>
     <w:p>
       <w:r>
         <w:t xml:space="preserve">En un primer momento, en la sección grid, pongo las oraciones del fondo al comienzo porque me resulta más fácil agrupar por separado oraciones e imágenes para el grid y, al tener position:absolute, no importa. </w:t>

--- a/Memoria trabajo final Alicia Abascal.docx
+++ b/Memoria trabajo final Alicia Abascal.docx
@@ -1,57 +1,171 @@
 
 <file path=word/document.xml><?xml version="1.0" encoding="utf-8"?>
-<w:document xmlns:wpc="http://schemas.microsoft.com/office/word/2010/wordprocessingCanvas" xmlns:cx="http://schemas.microsoft.com/office/drawing/2014/chartex" xmlns:cx1="http://schemas.microsoft.com/office/drawing/2015/9/8/chartex" xmlns:cx2="http://schemas.microsoft.com/office/drawing/2015/10/21/chartex" xmlns:cx3="http://schemas.microsoft.com/office/drawing/2016/5/9/chartex" xmlns:cx4="http://schemas.microsoft.com/office/drawing/2016/5/10/chartex" xmlns:cx5="http://schemas.microsoft.com/office/drawing/2016/5/11/chartex" xmlns:cx6="http://schemas.microsoft.com/office/drawing/2016/5/12/chartex" xmlns:cx7="http://schemas.microsoft.com/office/drawing/2016/5/13/chartex" xmlns:cx8="http://schemas.microsoft.com/office/drawing/2016/5/14/chartex" xmlns:mc="http://schemas.openxmlformats.org/markup-compatibility/2006" xmlns:aink="http://schemas.microsoft.com/office/drawing/2016/ink" xmlns:am3d="http://schemas.microsoft.com/office/drawing/2017/model3d" xmlns:o="urn:schemas-microsoft-com:office:office" xmlns:oel="http://schemas.microsoft.com/office/2019/extlst" xmlns:r="http://schemas.openxmlformats.org/officeDocument/2006/relationships" xmlns:m="http://schemas.openxmlformats.org/officeDocument/2006/math" xmlns:v="urn:schemas-microsoft-com:vml" xmlns:wp14="http://schemas.microsoft.com/office/word/2010/wordprocessingDrawing" xmlns:wp="http://schemas.openxmlformats.org/drawingml/2006/wordprocessingDrawing" xmlns:w10="urn:schemas-microsoft-com:office:word" xmlns:w="http://schemas.openxmlformats.org/wordprocessingml/2006/main" xmlns:w14="http://schemas.microsoft.com/office/word/2010/wordml" xmlns:w15="http://schemas.microsoft.com/office/word/2012/wordml" xmlns:w16cex="http://schemas.microsoft.com/office/word/2018/wordml/cex" xmlns:w16cid="http://schemas.microsoft.com/office/word/2016/wordml/cid" xmlns:w16="http://schemas.microsoft.com/office/word/2018/wordml" xmlns:w16du="http://schemas.microsoft.com/office/word/2023/wordml/word16du" xmlns:w16sdtdh="http://schemas.microsoft.com/office/word/2020/wordml/sdtdatahash" xmlns:w16sdtfl="http://schemas.microsoft.com/office/word/2024/wordml/sdtformatlock" xmlns:w16se="http://schemas.microsoft.com/office/word/2015/wordml/symex" xmlns:wpg="http://schemas.microsoft.com/office/word/2010/wordprocessingGroup" xmlns:wpi="http://schemas.microsoft.com/office/word/2010/wordprocessingInk" xmlns:wne="http://schemas.microsoft.com/office/word/2006/wordml" xmlns:wps="http://schemas.microsoft.com/office/word/2010/wordprocessingShape" mc:Ignorable="w14 w15 w16se w16cid w16 w16cex w16sdtdh w16sdtfl w16du wp14">
+<w:document xmlns:wpc="http://schemas.microsoft.com/office/word/2010/wordprocessingCanvas" xmlns:cx="http://schemas.microsoft.com/office/drawing/2014/chartex" xmlns:cx1="http://schemas.microsoft.com/office/drawing/2015/9/8/chartex" xmlns:cx2="http://schemas.microsoft.com/office/drawing/2015/10/21/chartex" xmlns:cx3="http://schemas.microsoft.com/office/drawing/2016/5/9/chartex" xmlns:cx4="http://schemas.microsoft.com/office/drawing/2016/5/10/chartex" xmlns:cx5="http://schemas.microsoft.com/office/drawing/2016/5/11/chartex" xmlns:cx6="http://schemas.microsoft.com/office/drawing/2016/5/12/chartex" xmlns:cx7="http://schemas.microsoft.com/office/drawing/2016/5/13/chartex" xmlns:cx8="http://schemas.microsoft.com/office/drawing/2016/5/14/chartex" xmlns:mc="http://schemas.openxmlformats.org/markup-compatibility/2006" xmlns:aink="http://schemas.microsoft.com/office/drawing/2016/ink" xmlns:am3d="http://schemas.microsoft.com/office/drawing/2017/model3d" xmlns:o="urn:schemas-microsoft-com:office:office" xmlns:oel="http://schemas.microsoft.com/office/2019/extlst" xmlns:r="http://schemas.openxmlformats.org/officeDocument/2006/relationships" xmlns:m="http://schemas.openxmlformats.org/officeDocument/2006/math" xmlns:v="urn:schemas-microsoft-com:vml" xmlns:wp14="http://schemas.microsoft.com/office/word/2010/wordprocessingDrawing" xmlns:wp="http://schemas.openxmlformats.org/drawingml/2006/wordprocessingDrawing" xmlns:w10="urn:schemas-microsoft-com:office:word" xmlns:w="http://schemas.openxmlformats.org/wordprocessingml/2006/main" xmlns:w14="http://schemas.microsoft.com/office/word/2010/wordml" xmlns:w15="http://schemas.microsoft.com/office/word/2012/wordml" xmlns:w16cex="http://schemas.microsoft.com/office/word/2018/wordml/cex" xmlns:w16cid="http://schemas.microsoft.com/office/word/2016/wordml/cid" xmlns:w16="http://schemas.microsoft.com/office/word/2018/wordml" xmlns:w16du="http://schemas.microsoft.com/office/word/2023/wordml/word16du" xmlns:w16sdtdh="http://schemas.microsoft.com/office/word/2020/wordml/sdtdatahash" xmlns:w16se="http://schemas.microsoft.com/office/word/2015/wordml/symex" xmlns:wpg="http://schemas.microsoft.com/office/word/2010/wordprocessingGroup" xmlns:wpi="http://schemas.microsoft.com/office/word/2010/wordprocessingInk" xmlns:wne="http://schemas.microsoft.com/office/word/2006/wordml" xmlns:wps="http://schemas.microsoft.com/office/word/2010/wordprocessingShape" mc:Ignorable="w14 w15 w16se w16cid w16 w16cex w16sdtdh w16du wp14">
   <w:body>
     <w:p>
-      <w:r>
-        <w:t>Elijo hacer el alt de las imágenes en la sección de galería con el párrafo para minimizar las cosas a editar cuando se cambien los artistas expuestos</w:t>
+      <w:pPr>
+        <w:jc w:val="both"/>
+      </w:pPr>
+      <w:r>
+        <w:t xml:space="preserve">Elijo hacer el </w:t>
+      </w:r>
+      <w:proofErr w:type="spellStart"/>
+      <w:r>
+        <w:t>alt</w:t>
+      </w:r>
+      <w:proofErr w:type="spellEnd"/>
+      <w:r>
+        <w:t xml:space="preserve"> de las imágenes en la sección de galería con el párrafo para minimizar las cosas a editar cuando se cambien los artistas expuestos</w:t>
       </w:r>
     </w:p>
     <w:p>
-      <w:r>
-        <w:t>Por ese mimos motivo hago una sola “ficha” que va rellenándose en función de la imagen pulsada, y edito desde java el párrafo en función a un párrafo no visible junto al nombre del artistas.</w:t>
+      <w:pPr>
+        <w:jc w:val="both"/>
+      </w:pPr>
+      <w:r>
+        <w:t xml:space="preserve">Por </w:t>
+      </w:r>
+      <w:proofErr w:type="gramStart"/>
+      <w:r>
+        <w:t>ese mimos</w:t>
+      </w:r>
+      <w:proofErr w:type="gramEnd"/>
+      <w:r>
+        <w:t xml:space="preserve"> motivo hago una sola “ficha” que va rellenándose en función de la imagen pulsada, y edito desde java el párrafo en función a un párrafo no visible junto al nombre del artistas.</w:t>
       </w:r>
     </w:p>
     <w:p>
-      <w:r>
-        <w:t>Decido que no quiero que las barras se carguen al hacer scroll, si no que comiencen a cargarse a partir de entrar en visión por el usuario.</w:t>
+      <w:pPr>
+        <w:jc w:val="both"/>
+      </w:pPr>
+      <w:r>
+        <w:t xml:space="preserve">Decido que no quiero que las barras se carguen al hacer </w:t>
+      </w:r>
+      <w:proofErr w:type="spellStart"/>
+      <w:r>
+        <w:rPr>
+          <w:i/>
+          <w:iCs/>
+        </w:rPr>
+        <w:t>scroll</w:t>
+      </w:r>
+      <w:proofErr w:type="spellEnd"/>
+      <w:r>
+        <w:t>, si no que comiencen a cargarse a partir de entrar en visión por el usuario.</w:t>
       </w:r>
     </w:p>
     <w:p>
-      <w:r>
-        <w:t xml:space="preserve">Saco los colores de la sección de root porque quiero que cambien al </w:t>
+      <w:pPr>
+        <w:jc w:val="both"/>
+      </w:pPr>
+      <w:r>
+        <w:t xml:space="preserve">Saco los colores de la sección de </w:t>
+      </w:r>
+      <w:proofErr w:type="spellStart"/>
+      <w:r>
+        <w:t>root</w:t>
+      </w:r>
+      <w:proofErr w:type="spellEnd"/>
+      <w:r>
+        <w:t xml:space="preserve"> porque quiero que cambien al </w:t>
       </w:r>
       <w:r>
         <w:t>estar en modo oscuro.</w:t>
       </w:r>
     </w:p>
     <w:p>
-      <w:r>
-        <w:t xml:space="preserve">En un primer momento, en la sección grid, pongo las oraciones del fondo al comienzo porque me resulta más fácil agrupar por separado oraciones e imágenes para el grid y, al tener position:absolute, no importa. </w:t>
+      <w:pPr>
+        <w:jc w:val="both"/>
+      </w:pPr>
+      <w:r>
+        <w:t xml:space="preserve">En un primer momento, en la sección </w:t>
+      </w:r>
+      <w:proofErr w:type="spellStart"/>
+      <w:r>
+        <w:t>grid</w:t>
+      </w:r>
+      <w:proofErr w:type="spellEnd"/>
+      <w:r>
+        <w:t xml:space="preserve">, pongo las oraciones del fondo al comienzo porque me resulta más fácil agrupar por separado oraciones e imágenes para el </w:t>
+      </w:r>
+      <w:proofErr w:type="spellStart"/>
+      <w:r>
+        <w:t>grid</w:t>
+      </w:r>
+      <w:proofErr w:type="spellEnd"/>
+      <w:r>
+        <w:t xml:space="preserve"> y, al tener position:</w:t>
+      </w:r>
+      <w:r>
+        <w:t xml:space="preserve"> </w:t>
+      </w:r>
+      <w:r>
+        <w:t xml:space="preserve">absolute, no importa. </w:t>
       </w:r>
     </w:p>
     <w:p>
-      <w:r>
-        <w:t xml:space="preserve">Para adaptar el efecto de hover al </w:t>
+      <w:pPr>
+        <w:jc w:val="both"/>
+      </w:pPr>
+      <w:r>
+        <w:t xml:space="preserve">Para adaptar el efecto de </w:t>
+      </w:r>
+      <w:proofErr w:type="spellStart"/>
+      <w:r>
+        <w:rPr>
+          <w:i/>
+          <w:iCs/>
+        </w:rPr>
+        <w:t>hover</w:t>
+      </w:r>
+      <w:proofErr w:type="spellEnd"/>
+      <w:r>
+        <w:t xml:space="preserve"> al </w:t>
       </w:r>
       <w:r>
         <w:t>modo móvil decido finalmente intercalar las frases.</w:t>
       </w:r>
     </w:p>
     <w:p>
-      <w:r>
-        <w:t>No consigo que el formulario se vacie al “enviarlo”.</w:t>
+      <w:pPr>
+        <w:jc w:val="both"/>
+      </w:pPr>
+      <w:r>
+        <w:t xml:space="preserve">No consigo que el formulario se </w:t>
+      </w:r>
+      <w:r>
+        <w:t>vacíe</w:t>
+      </w:r>
+      <w:r>
+        <w:t xml:space="preserve"> al “enviarlo”.</w:t>
       </w:r>
     </w:p>
-    <w:p/>
     <w:p>
       <w:pPr>
+        <w:jc w:val="both"/>
+      </w:pPr>
+    </w:p>
+    <w:p>
+      <w:pPr>
+        <w:jc w:val="both"/>
         <w:rPr>
           <w:u w:val="single"/>
         </w:rPr>
       </w:pPr>
       <w:r>
-        <w:t>Como no quiero tener veinte js busco una forma de que, al no detectar un elemento no se bloquee el java que no sea try and catch. Lo encapsulo en funciones que van siendo llamadas al cargar el documento.</w:t>
+        <w:t xml:space="preserve">Como no quiero tener veinte </w:t>
+      </w:r>
+      <w:proofErr w:type="spellStart"/>
+      <w:r>
+        <w:rPr>
+          <w:i/>
+          <w:iCs/>
+        </w:rPr>
+        <w:t>js</w:t>
+      </w:r>
+      <w:proofErr w:type="spellEnd"/>
+      <w:r>
+        <w:t xml:space="preserve"> busco una forma de que, al no detectar un elemento no se bloquee el java que no sea try and catch. Lo encapsulo en funciones que van siendo llamadas al cargar el documento.</w:t>
       </w:r>
     </w:p>
     <w:sectPr>
@@ -65,7 +179,7 @@
 </file>
 
 <file path=word/styles.xml><?xml version="1.0" encoding="utf-8"?>
-<w:styles xmlns:mc="http://schemas.openxmlformats.org/markup-compatibility/2006" xmlns:r="http://schemas.openxmlformats.org/officeDocument/2006/relationships" xmlns:w="http://schemas.openxmlformats.org/wordprocessingml/2006/main" xmlns:w14="http://schemas.microsoft.com/office/word/2010/wordml" xmlns:w15="http://schemas.microsoft.com/office/word/2012/wordml" xmlns:w16cex="http://schemas.microsoft.com/office/word/2018/wordml/cex" xmlns:w16cid="http://schemas.microsoft.com/office/word/2016/wordml/cid" xmlns:w16="http://schemas.microsoft.com/office/word/2018/wordml" xmlns:w16du="http://schemas.microsoft.com/office/word/2023/wordml/word16du" xmlns:w16sdtdh="http://schemas.microsoft.com/office/word/2020/wordml/sdtdatahash" xmlns:w16sdtfl="http://schemas.microsoft.com/office/word/2024/wordml/sdtformatlock" xmlns:w16se="http://schemas.microsoft.com/office/word/2015/wordml/symex" mc:Ignorable="w14 w15 w16se w16cid w16 w16cex w16sdtdh w16sdtfl w16du">
+<w:styles xmlns:mc="http://schemas.openxmlformats.org/markup-compatibility/2006" xmlns:r="http://schemas.openxmlformats.org/officeDocument/2006/relationships" xmlns:w="http://schemas.openxmlformats.org/wordprocessingml/2006/main" xmlns:w14="http://schemas.microsoft.com/office/word/2010/wordml" xmlns:w15="http://schemas.microsoft.com/office/word/2012/wordml" xmlns:w16cex="http://schemas.microsoft.com/office/word/2018/wordml/cex" xmlns:w16cid="http://schemas.microsoft.com/office/word/2016/wordml/cid" xmlns:w16="http://schemas.microsoft.com/office/word/2018/wordml" xmlns:w16du="http://schemas.microsoft.com/office/word/2023/wordml/word16du" xmlns:w16sdtdh="http://schemas.microsoft.com/office/word/2020/wordml/sdtdatahash" xmlns:w16se="http://schemas.microsoft.com/office/word/2015/wordml/symex" mc:Ignorable="w14 w15 w16se w16cid w16 w16cex w16sdtdh w16du">
   <w:docDefaults>
     <w:rPrDefault>
       <w:rPr>

--- a/Memoria trabajo final Alicia Abascal.docx
+++ b/Memoria trabajo final Alicia Abascal.docx
@@ -1,21 +1,21 @@
 
 <file path=word/document.xml><?xml version="1.0" encoding="utf-8"?>
-<w:document xmlns:wpc="http://schemas.microsoft.com/office/word/2010/wordprocessingCanvas" xmlns:cx="http://schemas.microsoft.com/office/drawing/2014/chartex" xmlns:cx1="http://schemas.microsoft.com/office/drawing/2015/9/8/chartex" xmlns:cx2="http://schemas.microsoft.com/office/drawing/2015/10/21/chartex" xmlns:cx3="http://schemas.microsoft.com/office/drawing/2016/5/9/chartex" xmlns:cx4="http://schemas.microsoft.com/office/drawing/2016/5/10/chartex" xmlns:cx5="http://schemas.microsoft.com/office/drawing/2016/5/11/chartex" xmlns:cx6="http://schemas.microsoft.com/office/drawing/2016/5/12/chartex" xmlns:cx7="http://schemas.microsoft.com/office/drawing/2016/5/13/chartex" xmlns:cx8="http://schemas.microsoft.com/office/drawing/2016/5/14/chartex" xmlns:mc="http://schemas.openxmlformats.org/markup-compatibility/2006" xmlns:aink="http://schemas.microsoft.com/office/drawing/2016/ink" xmlns:am3d="http://schemas.microsoft.com/office/drawing/2017/model3d" xmlns:o="urn:schemas-microsoft-com:office:office" xmlns:oel="http://schemas.microsoft.com/office/2019/extlst" xmlns:r="http://schemas.openxmlformats.org/officeDocument/2006/relationships" xmlns:m="http://schemas.openxmlformats.org/officeDocument/2006/math" xmlns:v="urn:schemas-microsoft-com:vml" xmlns:wp14="http://schemas.microsoft.com/office/word/2010/wordprocessingDrawing" xmlns:wp="http://schemas.openxmlformats.org/drawingml/2006/wordprocessingDrawing" xmlns:w10="urn:schemas-microsoft-com:office:word" xmlns:w="http://schemas.openxmlformats.org/wordprocessingml/2006/main" xmlns:w14="http://schemas.microsoft.com/office/word/2010/wordml" xmlns:w15="http://schemas.microsoft.com/office/word/2012/wordml" xmlns:w16cex="http://schemas.microsoft.com/office/word/2018/wordml/cex" xmlns:w16cid="http://schemas.microsoft.com/office/word/2016/wordml/cid" xmlns:w16="http://schemas.microsoft.com/office/word/2018/wordml" xmlns:w16du="http://schemas.microsoft.com/office/word/2023/wordml/word16du" xmlns:w16sdtdh="http://schemas.microsoft.com/office/word/2020/wordml/sdtdatahash" xmlns:w16se="http://schemas.microsoft.com/office/word/2015/wordml/symex" xmlns:wpg="http://schemas.microsoft.com/office/word/2010/wordprocessingGroup" xmlns:wpi="http://schemas.microsoft.com/office/word/2010/wordprocessingInk" xmlns:wne="http://schemas.microsoft.com/office/word/2006/wordml" xmlns:wps="http://schemas.microsoft.com/office/word/2010/wordprocessingShape" mc:Ignorable="w14 w15 w16se w16cid w16 w16cex w16sdtdh w16du wp14">
+<w:document xmlns:wpc="http://schemas.microsoft.com/office/word/2010/wordprocessingCanvas" xmlns:cx="http://schemas.microsoft.com/office/drawing/2014/chartex" xmlns:cx1="http://schemas.microsoft.com/office/drawing/2015/9/8/chartex" xmlns:cx2="http://schemas.microsoft.com/office/drawing/2015/10/21/chartex" xmlns:cx3="http://schemas.microsoft.com/office/drawing/2016/5/9/chartex" xmlns:cx4="http://schemas.microsoft.com/office/drawing/2016/5/10/chartex" xmlns:cx5="http://schemas.microsoft.com/office/drawing/2016/5/11/chartex" xmlns:cx6="http://schemas.microsoft.com/office/drawing/2016/5/12/chartex" xmlns:cx7="http://schemas.microsoft.com/office/drawing/2016/5/13/chartex" xmlns:cx8="http://schemas.microsoft.com/office/drawing/2016/5/14/chartex" xmlns:mc="http://schemas.openxmlformats.org/markup-compatibility/2006" xmlns:aink="http://schemas.microsoft.com/office/drawing/2016/ink" xmlns:am3d="http://schemas.microsoft.com/office/drawing/2017/model3d" xmlns:o="urn:schemas-microsoft-com:office:office" xmlns:oel="http://schemas.microsoft.com/office/2019/extlst" xmlns:r="http://schemas.openxmlformats.org/officeDocument/2006/relationships" xmlns:m="http://schemas.openxmlformats.org/officeDocument/2006/math" xmlns:v="urn:schemas-microsoft-com:vml" xmlns:wp14="http://schemas.microsoft.com/office/word/2010/wordprocessingDrawing" xmlns:wp="http://schemas.openxmlformats.org/drawingml/2006/wordprocessingDrawing" xmlns:w10="urn:schemas-microsoft-com:office:word" xmlns:w="http://schemas.openxmlformats.org/wordprocessingml/2006/main" xmlns:w14="http://schemas.microsoft.com/office/word/2010/wordml" xmlns:w15="http://schemas.microsoft.com/office/word/2012/wordml" xmlns:w16cex="http://schemas.microsoft.com/office/word/2018/wordml/cex" xmlns:w16cid="http://schemas.microsoft.com/office/word/2016/wordml/cid" xmlns:w16="http://schemas.microsoft.com/office/word/2018/wordml" xmlns:w16du="http://schemas.microsoft.com/office/word/2023/wordml/word16du" xmlns:w16sdtdh="http://schemas.microsoft.com/office/word/2020/wordml/sdtdatahash" xmlns:w16sdtfl="http://schemas.microsoft.com/office/word/2024/wordml/sdtformatlock" xmlns:w16se="http://schemas.microsoft.com/office/word/2015/wordml/symex" xmlns:wpg="http://schemas.microsoft.com/office/word/2010/wordprocessingGroup" xmlns:wpi="http://schemas.microsoft.com/office/word/2010/wordprocessingInk" xmlns:wne="http://schemas.microsoft.com/office/word/2006/wordml" xmlns:wps="http://schemas.microsoft.com/office/word/2010/wordprocessingShape" mc:Ignorable="w14 w15 w16se w16cid w16 w16cex w16sdtdh w16sdtfl w16du wp14">
   <w:body>
     <w:p>
       <w:pPr>
-        <w:jc w:val="both"/>
+        <w:jc w:val="center"/>
+        <w:rPr>
+          <w:b/>
+          <w:bCs/>
+        </w:rPr>
       </w:pPr>
       <w:r>
-        <w:t xml:space="preserve">Elijo hacer el </w:t>
-      </w:r>
-      <w:proofErr w:type="spellStart"/>
-      <w:r>
-        <w:t>alt</w:t>
-      </w:r>
-      <w:proofErr w:type="spellEnd"/>
-      <w:r>
-        <w:t xml:space="preserve"> de las imágenes en la sección de galería con el párrafo para minimizar las cosas a editar cuando se cambien los artistas expuestos</w:t>
+        <w:rPr>
+          <w:b/>
+          <w:bCs/>
+        </w:rPr>
+        <w:t>Alicia Abascal Astobiza – Memoria HTML, CSS</w:t>
       </w:r>
     </w:p>
     <w:p>
@@ -23,15 +23,7 @@
         <w:jc w:val="both"/>
       </w:pPr>
       <w:r>
-        <w:t xml:space="preserve">Por </w:t>
-      </w:r>
-      <w:proofErr w:type="gramStart"/>
-      <w:r>
-        <w:t>ese mimos</w:t>
-      </w:r>
-      <w:proofErr w:type="gramEnd"/>
-      <w:r>
-        <w:t xml:space="preserve"> motivo hago una sola “ficha” que va rellenándose en función de la imagen pulsada, y edito desde java el párrafo en función a un párrafo no visible junto al nombre del artistas.</w:t>
+        <w:t>Como trabajo final de la asignatura creo la web “Alarido”, una galería de artistas que hace las veces de catálogo para contrataciones.</w:t>
       </w:r>
     </w:p>
     <w:p>
@@ -39,7 +31,82 @@
         <w:jc w:val="both"/>
       </w:pPr>
       <w:r>
-        <w:t xml:space="preserve">Decido que no quiero que las barras se carguen al hacer </w:t>
+        <w:t xml:space="preserve">En la página principal </w:t>
+      </w:r>
+    </w:p>
+    <w:p>
+      <w:pPr>
+        <w:jc w:val="both"/>
+      </w:pPr>
+      <w:r>
+        <w:t>El</w:t>
+      </w:r>
+      <w:r>
+        <w:t xml:space="preserve"> </w:t>
+      </w:r>
+      <w:r>
+        <w:t>texto alternativo</w:t>
+      </w:r>
+      <w:r>
+        <w:t xml:space="preserve"> de las imágenes en la sección de galería </w:t>
+      </w:r>
+      <w:r>
+        <w:t>se autocompleta con</w:t>
+      </w:r>
+      <w:r>
+        <w:t xml:space="preserve"> el párrafo para minimizar </w:t>
+      </w:r>
+      <w:r>
+        <w:t xml:space="preserve">la edición en una sección que estaría en constante actualización. </w:t>
+      </w:r>
+    </w:p>
+    <w:p>
+      <w:pPr>
+        <w:jc w:val="both"/>
+      </w:pPr>
+      <w:r>
+        <w:t xml:space="preserve">Por ese </w:t>
+      </w:r>
+      <w:r>
+        <w:t>mismo</w:t>
+      </w:r>
+      <w:r>
+        <w:t xml:space="preserve"> motivo hago una sola “ficha” que </w:t>
+      </w:r>
+      <w:r>
+        <w:t>funciona con java script y se autocompleta</w:t>
+      </w:r>
+      <w:r>
+        <w:t xml:space="preserve"> en función de la imagen pulsada</w:t>
+      </w:r>
+      <w:r>
+        <w:t>;</w:t>
+      </w:r>
+      <w:r>
+        <w:t xml:space="preserve"> y edito </w:t>
+      </w:r>
+      <w:r>
+        <w:t xml:space="preserve">también </w:t>
+      </w:r>
+      <w:r>
+        <w:t xml:space="preserve">desde java el párrafo en función a un párrafo no visible junto al nombre </w:t>
+      </w:r>
+      <w:r>
+        <w:t>del artista</w:t>
+      </w:r>
+      <w:r>
+        <w:t>.</w:t>
+      </w:r>
+    </w:p>
+    <w:p>
+      <w:pPr>
+        <w:jc w:val="both"/>
+      </w:pPr>
+      <w:r>
+        <w:t xml:space="preserve">En un primer momento me planteo que las líneas decorativas de la portada se carguen </w:t>
+      </w:r>
+      <w:r>
+        <w:t xml:space="preserve">al hacer </w:t>
       </w:r>
       <w:proofErr w:type="spellStart"/>
       <w:r>
@@ -51,7 +118,39 @@
       </w:r>
       <w:proofErr w:type="spellEnd"/>
       <w:r>
-        <w:t>, si no que comiencen a cargarse a partir de entrar en visión por el usuario.</w:t>
+        <w:t xml:space="preserve">, </w:t>
+      </w:r>
+      <w:r>
+        <w:t xml:space="preserve">pero finalmente decido por motivos estéticos mantener la animación, pero, en lugar de activarse al cargar la página, que funcione con el </w:t>
+      </w:r>
+      <w:proofErr w:type="spellStart"/>
+      <w:r>
+        <w:t>scroll</w:t>
+      </w:r>
+      <w:proofErr w:type="spellEnd"/>
+      <w:r>
+        <w:t xml:space="preserve">. Es decir, </w:t>
+      </w:r>
+      <w:r>
+        <w:t>que</w:t>
+      </w:r>
+      <w:r>
+        <w:t xml:space="preserve"> las barras horizontales</w:t>
+      </w:r>
+      <w:r>
+        <w:t xml:space="preserve"> comiencen a cargarse </w:t>
+      </w:r>
+      <w:r>
+        <w:t xml:space="preserve">al </w:t>
+      </w:r>
+      <w:r>
+        <w:t xml:space="preserve">entrar en </w:t>
+      </w:r>
+      <w:r>
+        <w:t>el campo de visión d</w:t>
+      </w:r>
+      <w:r>
+        <w:t>el usuario.</w:t>
       </w:r>
     </w:p>
     <w:p>
@@ -59,10 +158,21 @@
         <w:jc w:val="both"/>
       </w:pPr>
       <w:r>
-        <w:t xml:space="preserve">Saco los colores de la sección de </w:t>
+        <w:t xml:space="preserve">En el </w:t>
       </w:r>
       <w:proofErr w:type="spellStart"/>
       <w:r>
+        <w:t>css</w:t>
+      </w:r>
+      <w:proofErr w:type="spellEnd"/>
+      <w:r>
+        <w:t>, s</w:t>
+      </w:r>
+      <w:r>
+        <w:t xml:space="preserve">aco los colores de la sección de </w:t>
+      </w:r>
+      <w:proofErr w:type="spellStart"/>
+      <w:r>
         <w:t>root</w:t>
       </w:r>
       <w:proofErr w:type="spellEnd"/>
@@ -70,7 +180,10 @@
         <w:t xml:space="preserve"> porque quiero que cambien al </w:t>
       </w:r>
       <w:r>
-        <w:t>estar en modo oscuro.</w:t>
+        <w:t>estar en modo oscuro</w:t>
+      </w:r>
+      <w:r>
+        <w:t>. Por eso, fijo la mayoría de los colores de la página con variables que se intercambian entre el claro y el oscuro, para asegurarme de que existe suficiente contraste y cumple la accesibilidad.</w:t>
       </w:r>
     </w:p>
     <w:p>
@@ -78,7 +191,7 @@
         <w:jc w:val="both"/>
       </w:pPr>
       <w:r>
-        <w:t xml:space="preserve">En un primer momento, en la sección </w:t>
+        <w:t xml:space="preserve">En el </w:t>
       </w:r>
       <w:proofErr w:type="spellStart"/>
       <w:r>
@@ -86,29 +199,43 @@
       </w:r>
       <w:proofErr w:type="spellEnd"/>
       <w:r>
-        <w:t xml:space="preserve">, pongo las oraciones del fondo al comienzo porque me resulta más fácil agrupar por separado oraciones e imágenes para el </w:t>
+        <w:t xml:space="preserve"> hago varias adaptaciones del </w:t>
       </w:r>
       <w:proofErr w:type="spellStart"/>
       <w:r>
+        <w:t>html</w:t>
+      </w:r>
+      <w:proofErr w:type="spellEnd"/>
+      <w:r>
+        <w:t xml:space="preserve"> hasta llegar a la configuración actual. Inicialmente, dentro del </w:t>
+      </w:r>
+      <w:proofErr w:type="spellStart"/>
+      <w:r>
         <w:t>grid</w:t>
       </w:r>
       <w:proofErr w:type="spellEnd"/>
       <w:r>
-        <w:t xml:space="preserve"> y, al tener position:</w:t>
+        <w:t xml:space="preserve">, </w:t>
+      </w:r>
+      <w:proofErr w:type="spellStart"/>
+      <w:r>
+        <w:t>situo</w:t>
+      </w:r>
+      <w:proofErr w:type="spellEnd"/>
+      <w:r>
+        <w:t xml:space="preserve"> las oraciones del fondo al comienzo porque me resulta más fácil agrupar por separado oraciones e imágenes </w:t>
+      </w:r>
+      <w:r>
+        <w:t>y el “position: absolute” me lo permite. Sin embargo, p</w:t>
+      </w:r>
+      <w:r>
+        <w:t>ara adaptar el efecto de</w:t>
+      </w:r>
+      <w:r>
+        <w:t xml:space="preserve"> cambio de color del fondo con</w:t>
       </w:r>
       <w:r>
         <w:t xml:space="preserve"> </w:t>
-      </w:r>
-      <w:r>
-        <w:t xml:space="preserve">absolute, no importa. </w:t>
-      </w:r>
-    </w:p>
-    <w:p>
-      <w:pPr>
-        <w:jc w:val="both"/>
-      </w:pPr>
-      <w:r>
-        <w:t xml:space="preserve">Para adaptar el efecto de </w:t>
       </w:r>
       <w:proofErr w:type="spellStart"/>
       <w:r>
@@ -123,27 +250,14 @@
         <w:t xml:space="preserve"> al </w:t>
       </w:r>
       <w:r>
-        <w:t>modo móvil decido finalmente intercalar las frases.</w:t>
-      </w:r>
-    </w:p>
-    <w:p>
-      <w:pPr>
-        <w:jc w:val="both"/>
-      </w:pPr>
-      <w:r>
-        <w:t xml:space="preserve">No consigo que el formulario se </w:t>
-      </w:r>
-      <w:r>
-        <w:t>vacíe</w:t>
-      </w:r>
-      <w:r>
-        <w:t xml:space="preserve"> al “enviarlo”.</w:t>
-      </w:r>
-    </w:p>
-    <w:p>
-      <w:pPr>
-        <w:jc w:val="both"/>
-      </w:pPr>
+        <w:t>modo móvil decido finalmente intercalar las frases</w:t>
+      </w:r>
+      <w:r>
+        <w:t xml:space="preserve"> y añadir un botón que guie al usuario</w:t>
+      </w:r>
+      <w:r>
+        <w:t>.</w:t>
+      </w:r>
     </w:p>
     <w:p>
       <w:pPr>
@@ -153,7 +267,35 @@
         </w:rPr>
       </w:pPr>
       <w:r>
-        <w:t xml:space="preserve">Como no quiero tener veinte </w:t>
+        <w:t>Para no crear</w:t>
+      </w:r>
+      <w:r>
+        <w:t xml:space="preserve"> </w:t>
+      </w:r>
+      <w:r>
+        <w:t>una hoja de java en cada página</w:t>
+      </w:r>
+      <w:r>
+        <w:rPr>
+          <w:i/>
+          <w:iCs/>
+        </w:rPr>
+        <w:t xml:space="preserve"> </w:t>
+      </w:r>
+      <w:r>
+        <w:t>busco una forma</w:t>
+      </w:r>
+      <w:r>
+        <w:t xml:space="preserve"> alternativa al</w:t>
+      </w:r>
+      <w:r>
+        <w:t xml:space="preserve"> try and catch</w:t>
+      </w:r>
+      <w:r>
+        <w:t xml:space="preserve"> de </w:t>
+      </w:r>
+      <w:r>
+        <w:t xml:space="preserve">continuar leyendo el </w:t>
       </w:r>
       <w:proofErr w:type="spellStart"/>
       <w:r>
@@ -165,7 +307,10 @@
       </w:r>
       <w:proofErr w:type="spellEnd"/>
       <w:r>
-        <w:t xml:space="preserve"> busco una forma de que, al no detectar un elemento no se bloquee el java que no sea try and catch. Lo encapsulo en funciones que van siendo llamadas al cargar el documento.</w:t>
+        <w:t xml:space="preserve"> cuando no detecta un elemento</w:t>
+      </w:r>
+      <w:r>
+        <w:t>. Lo encapsulo en funciones que van siendo llamadas al cargar el documento.</w:t>
       </w:r>
     </w:p>
     <w:sectPr>
@@ -179,7 +324,7 @@
 </file>
 
 <file path=word/styles.xml><?xml version="1.0" encoding="utf-8"?>
-<w:styles xmlns:mc="http://schemas.openxmlformats.org/markup-compatibility/2006" xmlns:r="http://schemas.openxmlformats.org/officeDocument/2006/relationships" xmlns:w="http://schemas.openxmlformats.org/wordprocessingml/2006/main" xmlns:w14="http://schemas.microsoft.com/office/word/2010/wordml" xmlns:w15="http://schemas.microsoft.com/office/word/2012/wordml" xmlns:w16cex="http://schemas.microsoft.com/office/word/2018/wordml/cex" xmlns:w16cid="http://schemas.microsoft.com/office/word/2016/wordml/cid" xmlns:w16="http://schemas.microsoft.com/office/word/2018/wordml" xmlns:w16du="http://schemas.microsoft.com/office/word/2023/wordml/word16du" xmlns:w16sdtdh="http://schemas.microsoft.com/office/word/2020/wordml/sdtdatahash" xmlns:w16se="http://schemas.microsoft.com/office/word/2015/wordml/symex" mc:Ignorable="w14 w15 w16se w16cid w16 w16cex w16sdtdh w16du">
+<w:styles xmlns:mc="http://schemas.openxmlformats.org/markup-compatibility/2006" xmlns:r="http://schemas.openxmlformats.org/officeDocument/2006/relationships" xmlns:w="http://schemas.openxmlformats.org/wordprocessingml/2006/main" xmlns:w14="http://schemas.microsoft.com/office/word/2010/wordml" xmlns:w15="http://schemas.microsoft.com/office/word/2012/wordml" xmlns:w16cex="http://schemas.microsoft.com/office/word/2018/wordml/cex" xmlns:w16cid="http://schemas.microsoft.com/office/word/2016/wordml/cid" xmlns:w16="http://schemas.microsoft.com/office/word/2018/wordml" xmlns:w16du="http://schemas.microsoft.com/office/word/2023/wordml/word16du" xmlns:w16sdtdh="http://schemas.microsoft.com/office/word/2020/wordml/sdtdatahash" xmlns:w16sdtfl="http://schemas.microsoft.com/office/word/2024/wordml/sdtformatlock" xmlns:w16se="http://schemas.microsoft.com/office/word/2015/wordml/symex" mc:Ignorable="w14 w15 w16se w16cid w16 w16cex w16sdtdh w16sdtfl w16du">
   <w:docDefaults>
     <w:rPrDefault>
       <w:rPr>

--- a/Memoria trabajo final Alicia Abascal.docx
+++ b/Memoria trabajo final Alicia Abascal.docx
@@ -31,7 +31,39 @@
         <w:jc w:val="both"/>
       </w:pPr>
       <w:r>
-        <w:t xml:space="preserve">En la página principal </w:t>
+        <w:t>En la página principal</w:t>
+      </w:r>
+      <w:r>
+        <w:t xml:space="preserve"> se presenta </w:t>
+      </w:r>
+      <w:proofErr w:type="spellStart"/>
+      <w:r>
+        <w:t>el</w:t>
+      </w:r>
+      <w:proofErr w:type="spellEnd"/>
+      <w:r>
+        <w:t xml:space="preserve"> grupo mediante un texto y una imagen. A continuación,</w:t>
+      </w:r>
+      <w:r>
+        <w:t xml:space="preserve"> </w:t>
+      </w:r>
+      <w:r>
+        <w:t>se encuentran los artistas del momento o últimas incorporaciones con su foto junto a una pequeña biografía. Queda una última</w:t>
+      </w:r>
+      <w:r>
+        <w:t xml:space="preserve"> casilla vacía animando a unirse. Por último, hay una sección para contactar y/o unirse a la </w:t>
+      </w:r>
+      <w:proofErr w:type="spellStart"/>
+      <w:r>
+        <w:rPr>
+          <w:i/>
+          <w:iCs/>
+        </w:rPr>
+        <w:t>newsletter</w:t>
+      </w:r>
+      <w:proofErr w:type="spellEnd"/>
+      <w:r>
+        <w:t xml:space="preserve">. </w:t>
       </w:r>
     </w:p>
     <w:p>
@@ -39,25 +71,10 @@
         <w:jc w:val="both"/>
       </w:pPr>
       <w:r>
-        <w:t>El</w:t>
-      </w:r>
-      <w:r>
-        <w:t xml:space="preserve"> </w:t>
-      </w:r>
-      <w:r>
-        <w:t>texto alternativo</w:t>
-      </w:r>
-      <w:r>
-        <w:t xml:space="preserve"> de las imágenes en la sección de galería </w:t>
-      </w:r>
-      <w:r>
-        <w:t>se autocompleta con</w:t>
-      </w:r>
-      <w:r>
-        <w:t xml:space="preserve"> el párrafo para minimizar </w:t>
-      </w:r>
-      <w:r>
-        <w:t xml:space="preserve">la edición en una sección que estaría en constante actualización. </w:t>
+        <w:t xml:space="preserve">En la página de contacto se diferencia entre dos clientes: los artistas que quieren ser expuestos en la web o </w:t>
+      </w:r>
+      <w:r>
+        <w:t>aquellos interesados en contratar los servicios.</w:t>
       </w:r>
     </w:p>
     <w:p>
@@ -65,37 +82,7 @@
         <w:jc w:val="both"/>
       </w:pPr>
       <w:r>
-        <w:t xml:space="preserve">Por ese </w:t>
-      </w:r>
-      <w:r>
-        <w:t>mismo</w:t>
-      </w:r>
-      <w:r>
-        <w:t xml:space="preserve"> motivo hago una sola “ficha” que </w:t>
-      </w:r>
-      <w:r>
-        <w:t>funciona con java script y se autocompleta</w:t>
-      </w:r>
-      <w:r>
-        <w:t xml:space="preserve"> en función de la imagen pulsada</w:t>
-      </w:r>
-      <w:r>
-        <w:t>;</w:t>
-      </w:r>
-      <w:r>
-        <w:t xml:space="preserve"> y edito </w:t>
-      </w:r>
-      <w:r>
-        <w:t xml:space="preserve">también </w:t>
-      </w:r>
-      <w:r>
-        <w:t xml:space="preserve">desde java el párrafo en función a un párrafo no visible junto al nombre </w:t>
-      </w:r>
-      <w:r>
-        <w:t>del artista</w:t>
-      </w:r>
-      <w:r>
-        <w:t>.</w:t>
+        <w:t>Las principales decisiones de diseño web han sido tomadas en la página principal y en la página de contratación. En lo que respecta a la página principal:</w:t>
       </w:r>
     </w:p>
     <w:p>
@@ -103,6 +90,70 @@
         <w:jc w:val="both"/>
       </w:pPr>
       <w:r>
+        <w:t>El</w:t>
+      </w:r>
+      <w:r>
+        <w:t xml:space="preserve"> </w:t>
+      </w:r>
+      <w:r>
+        <w:t>texto alternativo</w:t>
+      </w:r>
+      <w:r>
+        <w:t xml:space="preserve"> de las imágenes en la sección de galería </w:t>
+      </w:r>
+      <w:r>
+        <w:t>se autocompleta con</w:t>
+      </w:r>
+      <w:r>
+        <w:t xml:space="preserve"> el párrafo para minimizar </w:t>
+      </w:r>
+      <w:r>
+        <w:t xml:space="preserve">la edición en una sección que estaría en constante actualización. </w:t>
+      </w:r>
+    </w:p>
+    <w:p>
+      <w:pPr>
+        <w:jc w:val="both"/>
+      </w:pPr>
+      <w:r>
+        <w:t xml:space="preserve">Por ese </w:t>
+      </w:r>
+      <w:r>
+        <w:t>mismo</w:t>
+      </w:r>
+      <w:r>
+        <w:t xml:space="preserve"> motivo hago una sola “ficha” que </w:t>
+      </w:r>
+      <w:r>
+        <w:t>funciona con java script y se autocompleta</w:t>
+      </w:r>
+      <w:r>
+        <w:t xml:space="preserve"> en función de la imagen pulsada</w:t>
+      </w:r>
+      <w:r>
+        <w:t>;</w:t>
+      </w:r>
+      <w:r>
+        <w:t xml:space="preserve"> y edito </w:t>
+      </w:r>
+      <w:r>
+        <w:t xml:space="preserve">también </w:t>
+      </w:r>
+      <w:r>
+        <w:t xml:space="preserve">desde java el párrafo en función a un párrafo no visible junto al nombre </w:t>
+      </w:r>
+      <w:r>
+        <w:t>del artista</w:t>
+      </w:r>
+      <w:r>
+        <w:t>.</w:t>
+      </w:r>
+    </w:p>
+    <w:p>
+      <w:pPr>
+        <w:jc w:val="both"/>
+      </w:pPr>
+      <w:r>
         <w:t xml:space="preserve">En un primer momento me planteo que las líneas decorativas de la portada se carguen </w:t>
       </w:r>
       <w:r>
@@ -125,6 +176,10 @@
       </w:r>
       <w:proofErr w:type="spellStart"/>
       <w:r>
+        <w:rPr>
+          <w:i/>
+          <w:iCs/>
+        </w:rPr>
         <w:t>scroll</w:t>
       </w:r>
       <w:proofErr w:type="spellEnd"/>
@@ -160,19 +215,21 @@
       <w:r>
         <w:t xml:space="preserve">En el </w:t>
       </w:r>
+      <w:r>
+        <w:t>CSS</w:t>
+      </w:r>
+      <w:r>
+        <w:t>, s</w:t>
+      </w:r>
+      <w:r>
+        <w:t xml:space="preserve">aco los colores de la sección de </w:t>
+      </w:r>
       <w:proofErr w:type="spellStart"/>
       <w:r>
-        <w:t>css</w:t>
-      </w:r>
-      <w:proofErr w:type="spellEnd"/>
-      <w:r>
-        <w:t>, s</w:t>
-      </w:r>
-      <w:r>
-        <w:t xml:space="preserve">aco los colores de la sección de </w:t>
-      </w:r>
-      <w:proofErr w:type="spellStart"/>
-      <w:r>
+        <w:rPr>
+          <w:i/>
+          <w:iCs/>
+        </w:rPr>
         <w:t>root</w:t>
       </w:r>
       <w:proofErr w:type="spellEnd"/>
@@ -195,33 +252,37 @@
       </w:r>
       <w:proofErr w:type="spellStart"/>
       <w:r>
+        <w:rPr>
+          <w:i/>
+          <w:iCs/>
+        </w:rPr>
         <w:t>grid</w:t>
       </w:r>
       <w:proofErr w:type="spellEnd"/>
       <w:r>
         <w:t xml:space="preserve"> hago varias adaptaciones del </w:t>
       </w:r>
+      <w:r>
+        <w:t>HTML</w:t>
+      </w:r>
+      <w:r>
+        <w:t xml:space="preserve"> hasta llegar a la configuración actual. Inicialmente, dentro del </w:t>
+      </w:r>
       <w:proofErr w:type="spellStart"/>
       <w:r>
-        <w:t>html</w:t>
+        <w:rPr>
+          <w:i/>
+          <w:iCs/>
+        </w:rPr>
+        <w:t>grid</w:t>
       </w:r>
       <w:proofErr w:type="spellEnd"/>
       <w:r>
-        <w:t xml:space="preserve"> hasta llegar a la configuración actual. Inicialmente, dentro del </w:t>
-      </w:r>
-      <w:proofErr w:type="spellStart"/>
-      <w:r>
-        <w:t>grid</w:t>
-      </w:r>
-      <w:proofErr w:type="spellEnd"/>
-      <w:r>
         <w:t xml:space="preserve">, </w:t>
       </w:r>
-      <w:proofErr w:type="spellStart"/>
-      <w:r>
-        <w:t>situo</w:t>
-      </w:r>
-      <w:proofErr w:type="spellEnd"/>
+      <w:r>
+        <w:t>sitúo</w:t>
+      </w:r>
       <w:r>
         <w:t xml:space="preserve"> las oraciones del fondo al comienzo porque me resulta más fácil agrupar por separado oraciones e imágenes </w:t>
       </w:r>
@@ -257,6 +318,112 @@
       </w:r>
       <w:r>
         <w:t>.</w:t>
+      </w:r>
+    </w:p>
+    <w:p>
+      <w:pPr>
+        <w:jc w:val="both"/>
+      </w:pPr>
+      <w:r>
+        <w:t xml:space="preserve">En </w:t>
+      </w:r>
+      <w:r>
+        <w:t xml:space="preserve">el </w:t>
+      </w:r>
+      <w:r>
+        <w:t>iPhone</w:t>
+      </w:r>
+      <w:r>
+        <w:t xml:space="preserve"> 15 pro el texto de la </w:t>
+      </w:r>
+      <w:proofErr w:type="spellStart"/>
+      <w:r>
+        <w:rPr>
+          <w:i/>
+          <w:iCs/>
+        </w:rPr>
+        <w:t>newsletter</w:t>
+      </w:r>
+      <w:proofErr w:type="spellEnd"/>
+      <w:r>
+        <w:t xml:space="preserve"> no adapta su tamaño y se corta. Por ello, tras varios intentos</w:t>
+      </w:r>
+      <w:r>
+        <w:t>, decido finalmente alinear al centro y hacer un bloque para que no se parta por la última palabra y descienda todo el “</w:t>
+      </w:r>
+      <w:proofErr w:type="spellStart"/>
+      <w:r>
+        <w:t>span</w:t>
+      </w:r>
+      <w:proofErr w:type="spellEnd"/>
+      <w:r>
+        <w:t>”.</w:t>
+      </w:r>
+    </w:p>
+    <w:p>
+      <w:pPr>
+        <w:jc w:val="both"/>
+      </w:pPr>
+      <w:r>
+        <w:lastRenderedPageBreak/>
+        <w:t xml:space="preserve">Además, por el momento no recoge las direcciones de correo, simplemente envía un mensaje a la consola debido a las indicaciones de CEI de que </w:t>
+      </w:r>
+      <w:r>
+        <w:t xml:space="preserve">los formularios no </w:t>
+      </w:r>
+      <w:r>
+        <w:t xml:space="preserve">funcionen. </w:t>
+      </w:r>
+    </w:p>
+    <w:p>
+      <w:pPr>
+        <w:jc w:val="both"/>
+      </w:pPr>
+      <w:r>
+        <w:t>Para no crear</w:t>
+      </w:r>
+      <w:r>
+        <w:t xml:space="preserve"> </w:t>
+      </w:r>
+      <w:r>
+        <w:t>una hoja de java en cada página</w:t>
+      </w:r>
+      <w:r>
+        <w:rPr>
+          <w:i/>
+          <w:iCs/>
+        </w:rPr>
+        <w:t xml:space="preserve"> </w:t>
+      </w:r>
+      <w:r>
+        <w:t>busco una forma</w:t>
+      </w:r>
+      <w:r>
+        <w:t xml:space="preserve"> alternativa al</w:t>
+      </w:r>
+      <w:r>
+        <w:t xml:space="preserve"> try and catch</w:t>
+      </w:r>
+      <w:r>
+        <w:t xml:space="preserve"> de </w:t>
+      </w:r>
+      <w:r>
+        <w:t xml:space="preserve">continuar leyendo el </w:t>
+      </w:r>
+      <w:proofErr w:type="spellStart"/>
+      <w:r>
+        <w:rPr>
+          <w:i/>
+          <w:iCs/>
+        </w:rPr>
+        <w:t>js</w:t>
+      </w:r>
+      <w:proofErr w:type="spellEnd"/>
+      <w:r>
+        <w:t xml:space="preserve"> cuando no detecta un elemento</w:t>
+      </w:r>
+      <w:r>
+        <w:t>. Lo encapsulo en funciones que van siendo llamadas al cargar el documento.</w:t>
       </w:r>
     </w:p>
     <w:p>
@@ -266,52 +433,6 @@
           <w:u w:val="single"/>
         </w:rPr>
       </w:pPr>
-      <w:r>
-        <w:t>Para no crear</w:t>
-      </w:r>
-      <w:r>
-        <w:t xml:space="preserve"> </w:t>
-      </w:r>
-      <w:r>
-        <w:t>una hoja de java en cada página</w:t>
-      </w:r>
-      <w:r>
-        <w:rPr>
-          <w:i/>
-          <w:iCs/>
-        </w:rPr>
-        <w:t xml:space="preserve"> </w:t>
-      </w:r>
-      <w:r>
-        <w:t>busco una forma</w:t>
-      </w:r>
-      <w:r>
-        <w:t xml:space="preserve"> alternativa al</w:t>
-      </w:r>
-      <w:r>
-        <w:t xml:space="preserve"> try and catch</w:t>
-      </w:r>
-      <w:r>
-        <w:t xml:space="preserve"> de </w:t>
-      </w:r>
-      <w:r>
-        <w:t xml:space="preserve">continuar leyendo el </w:t>
-      </w:r>
-      <w:proofErr w:type="spellStart"/>
-      <w:r>
-        <w:rPr>
-          <w:i/>
-          <w:iCs/>
-        </w:rPr>
-        <w:t>js</w:t>
-      </w:r>
-      <w:proofErr w:type="spellEnd"/>
-      <w:r>
-        <w:t xml:space="preserve"> cuando no detecta un elemento</w:t>
-      </w:r>
-      <w:r>
-        <w:t>. Lo encapsulo en funciones que van siendo llamadas al cargar el documento.</w:t>
-      </w:r>
     </w:p>
     <w:sectPr>
       <w:pgSz w:w="11906" w:h="16838"/>

--- a/Memoria trabajo final Alicia Abascal.docx
+++ b/Memoria trabajo final Alicia Abascal.docx
@@ -21,28 +21,122 @@
     <w:p>
       <w:pPr>
         <w:jc w:val="both"/>
-      </w:pPr>
-      <w:r>
-        <w:t>Como trabajo final de la asignatura creo la web “Alarido”, una galería de artistas que hace las veces de catálogo para contrataciones.</w:t>
+        <w:rPr>
+          <w:b/>
+          <w:bCs/>
+        </w:rPr>
+      </w:pPr>
+      <w:r>
+        <w:rPr>
+          <w:b/>
+          <w:bCs/>
+          <w:u w:val="single"/>
+        </w:rPr>
+        <w:t>Enlaces</w:t>
       </w:r>
     </w:p>
     <w:p>
       <w:pPr>
+        <w:pStyle w:val="Prrafodelista"/>
+        <w:numPr>
+          <w:ilvl w:val="0"/>
+          <w:numId w:val="1"/>
+        </w:numPr>
+        <w:rPr>
+          <w:b/>
+          <w:bCs/>
+        </w:rPr>
+      </w:pPr>
+      <w:r>
+        <w:rPr>
+          <w:b/>
+          <w:bCs/>
+        </w:rPr>
+        <w:t xml:space="preserve">Enlace a la web: </w:t>
+      </w:r>
+      <w:hyperlink r:id="rId5" w:history="1">
+        <w:r>
+          <w:rPr>
+            <w:rStyle w:val="Hipervnculo"/>
+            <w:b/>
+            <w:bCs/>
+          </w:rPr>
+          <w:t>https://alarido.netlify.app/</w:t>
+        </w:r>
+      </w:hyperlink>
+    </w:p>
+    <w:p>
+      <w:pPr>
+        <w:pStyle w:val="Prrafodelista"/>
+        <w:numPr>
+          <w:ilvl w:val="0"/>
+          <w:numId w:val="1"/>
+        </w:numPr>
+        <w:rPr>
+          <w:b/>
+          <w:bCs/>
+        </w:rPr>
+      </w:pPr>
+      <w:r>
+        <w:rPr>
+          <w:b/>
+          <w:bCs/>
+        </w:rPr>
+        <w:t>Enlace a git:</w:t>
+      </w:r>
+      <w:r>
+        <w:rPr>
+          <w:b/>
+          <w:bCs/>
+        </w:rPr>
+        <w:t xml:space="preserve"> </w:t>
+      </w:r>
+      <w:hyperlink r:id="rId6" w:history="1">
+        <w:r>
+          <w:rPr>
+            <w:rStyle w:val="Hipervnculo"/>
+            <w:b/>
+            <w:bCs/>
+          </w:rPr>
+          <w:t>https://github.com/Ali-CEI/Alarido</w:t>
+        </w:r>
+      </w:hyperlink>
+    </w:p>
+    <w:p>
+      <w:pPr>
         <w:jc w:val="both"/>
+        <w:rPr>
+          <w:b/>
+          <w:bCs/>
+          <w:u w:val="single"/>
+        </w:rPr>
+      </w:pPr>
+      <w:r>
+        <w:rPr>
+          <w:b/>
+          <w:bCs/>
+          <w:u w:val="single"/>
+        </w:rPr>
+        <w:t>Explicación</w:t>
+      </w:r>
+    </w:p>
+    <w:p>
+      <w:pPr>
+        <w:jc w:val="both"/>
+      </w:pPr>
+      <w:r>
+        <w:t>Como trabajo final de la asignatura creo la web “Alarido”, una galería de artistas que hace las veces de catálogo para contrataciones.</w:t>
+      </w:r>
+    </w:p>
+    <w:p>
+      <w:pPr>
+        <w:jc w:val="both"/>
       </w:pPr>
       <w:r>
         <w:t>En la página principal</w:t>
       </w:r>
       <w:r>
-        <w:t xml:space="preserve"> se presenta </w:t>
-      </w:r>
-      <w:proofErr w:type="spellStart"/>
-      <w:r>
-        <w:t>el</w:t>
-      </w:r>
-      <w:proofErr w:type="spellEnd"/>
-      <w:r>
-        <w:t xml:space="preserve"> grupo mediante un texto y una imagen. A continuación,</w:t>
+        <w:t xml:space="preserve"> se presenta el grupo mediante un texto y una imagen. A continuación,</w:t>
       </w:r>
       <w:r>
         <w:t xml:space="preserve"> </w:t>
@@ -53,7 +147,6 @@
       <w:r>
         <w:t xml:space="preserve"> casilla vacía animando a unirse. Por último, hay una sección para contactar y/o unirse a la </w:t>
       </w:r>
-      <w:proofErr w:type="spellStart"/>
       <w:r>
         <w:rPr>
           <w:i/>
@@ -61,7 +154,6 @@
         </w:rPr>
         <w:t>newsletter</w:t>
       </w:r>
-      <w:proofErr w:type="spellEnd"/>
       <w:r>
         <w:t xml:space="preserve">. </w:t>
       </w:r>
@@ -82,7 +174,13 @@
         <w:jc w:val="both"/>
       </w:pPr>
       <w:r>
-        <w:t>Las principales decisiones de diseño web han sido tomadas en la página principal y en la página de contratación. En lo que respecta a la página principal:</w:t>
+        <w:t>Las principales decisiones de diseño web han sido tomadas en la página principal y en la página de contratación.</w:t>
+      </w:r>
+      <w:r>
+        <w:t xml:space="preserve"> </w:t>
+      </w:r>
+      <w:r>
+        <w:t>En lo que respecta a la página principal:</w:t>
       </w:r>
     </w:p>
     <w:p>
@@ -159,7 +257,6 @@
       <w:r>
         <w:t xml:space="preserve">al hacer </w:t>
       </w:r>
-      <w:proofErr w:type="spellStart"/>
       <w:r>
         <w:rPr>
           <w:i/>
@@ -167,14 +264,18 @@
         </w:rPr>
         <w:t>scroll</w:t>
       </w:r>
-      <w:proofErr w:type="spellEnd"/>
       <w:r>
         <w:t xml:space="preserve">, </w:t>
       </w:r>
       <w:r>
-        <w:t xml:space="preserve">pero finalmente decido por motivos estéticos mantener la animación, pero, en lugar de activarse al cargar la página, que funcione con el </w:t>
-      </w:r>
-      <w:proofErr w:type="spellStart"/>
+        <w:t xml:space="preserve">pero finalmente decido por motivos estéticos mantener la </w:t>
+      </w:r>
+      <w:r>
+        <w:t>animación,</w:t>
+      </w:r>
+      <w:r>
+        <w:t xml:space="preserve"> pero, en lugar de activarse al cargar la página, que funcione con el </w:t>
+      </w:r>
       <w:r>
         <w:rPr>
           <w:i/>
@@ -182,7 +283,6 @@
         </w:rPr>
         <w:t>scroll</w:t>
       </w:r>
-      <w:proofErr w:type="spellEnd"/>
       <w:r>
         <w:t xml:space="preserve">. Es decir, </w:t>
       </w:r>
@@ -224,7 +324,6 @@
       <w:r>
         <w:t xml:space="preserve">aco los colores de la sección de </w:t>
       </w:r>
-      <w:proofErr w:type="spellStart"/>
       <w:r>
         <w:rPr>
           <w:i/>
@@ -232,7 +331,6 @@
         </w:rPr>
         <w:t>root</w:t>
       </w:r>
-      <w:proofErr w:type="spellEnd"/>
       <w:r>
         <w:t xml:space="preserve"> porque quiero que cambien al </w:t>
       </w:r>
@@ -250,7 +348,6 @@
       <w:r>
         <w:t xml:space="preserve">En el </w:t>
       </w:r>
-      <w:proofErr w:type="spellStart"/>
       <w:r>
         <w:rPr>
           <w:i/>
@@ -258,7 +355,6 @@
         </w:rPr>
         <w:t>grid</w:t>
       </w:r>
-      <w:proofErr w:type="spellEnd"/>
       <w:r>
         <w:t xml:space="preserve"> hago varias adaptaciones del </w:t>
       </w:r>
@@ -268,7 +364,6 @@
       <w:r>
         <w:t xml:space="preserve"> hasta llegar a la configuración actual. Inicialmente, dentro del </w:t>
       </w:r>
-      <w:proofErr w:type="spellStart"/>
       <w:r>
         <w:rPr>
           <w:i/>
@@ -276,7 +371,6 @@
         </w:rPr>
         <w:t>grid</w:t>
       </w:r>
-      <w:proofErr w:type="spellEnd"/>
       <w:r>
         <w:t xml:space="preserve">, </w:t>
       </w:r>
@@ -293,12 +387,15 @@
         <w:t>ara adaptar el efecto de</w:t>
       </w:r>
       <w:r>
-        <w:t xml:space="preserve"> cambio de color del fondo con</w:t>
+        <w:t xml:space="preserve"> cambio de color </w:t>
+      </w:r>
+      <w:r>
+        <w:lastRenderedPageBreak/>
+        <w:t>del fondo con</w:t>
       </w:r>
       <w:r>
         <w:t xml:space="preserve"> </w:t>
       </w:r>
-      <w:proofErr w:type="spellStart"/>
       <w:r>
         <w:rPr>
           <w:i/>
@@ -306,7 +403,6 @@
         </w:rPr>
         <w:t>hover</w:t>
       </w:r>
-      <w:proofErr w:type="spellEnd"/>
       <w:r>
         <w:t xml:space="preserve"> al </w:t>
       </w:r>
@@ -336,7 +432,6 @@
       <w:r>
         <w:t xml:space="preserve"> 15 pro el texto de la </w:t>
       </w:r>
-      <w:proofErr w:type="spellStart"/>
       <w:r>
         <w:rPr>
           <w:i/>
@@ -344,20 +439,11 @@
         </w:rPr>
         <w:t>newsletter</w:t>
       </w:r>
-      <w:proofErr w:type="spellEnd"/>
       <w:r>
         <w:t xml:space="preserve"> no adapta su tamaño y se corta. Por ello, tras varios intentos</w:t>
       </w:r>
       <w:r>
-        <w:t>, decido finalmente alinear al centro y hacer un bloque para que no se parta por la última palabra y descienda todo el “</w:t>
-      </w:r>
-      <w:proofErr w:type="spellStart"/>
-      <w:r>
-        <w:t>span</w:t>
-      </w:r>
-      <w:proofErr w:type="spellEnd"/>
-      <w:r>
-        <w:t>”.</w:t>
+        <w:t>, decido finalmente alinear al centro y hacer un bloque para que no se parta por la última palabra y descienda todo el “span”.</w:t>
       </w:r>
     </w:p>
     <w:p>
@@ -365,7 +451,6 @@
         <w:jc w:val="both"/>
       </w:pPr>
       <w:r>
-        <w:lastRenderedPageBreak/>
         <w:t xml:space="preserve">Además, por el momento no recoge las direcciones de correo, simplemente envía un mensaje a la consola debido a las indicaciones de CEI de que </w:t>
       </w:r>
       <w:r>
@@ -410,7 +495,6 @@
       <w:r>
         <w:t xml:space="preserve">continuar leyendo el </w:t>
       </w:r>
-      <w:proofErr w:type="spellStart"/>
       <w:r>
         <w:rPr>
           <w:i/>
@@ -418,7 +502,6 @@
         </w:rPr>
         <w:t>js</w:t>
       </w:r>
-      <w:proofErr w:type="spellEnd"/>
       <w:r>
         <w:t xml:space="preserve"> cuando no detecta un elemento</w:t>
       </w:r>
@@ -429,10 +512,50 @@
     <w:p>
       <w:pPr>
         <w:jc w:val="both"/>
+      </w:pPr>
+      <w:r>
+        <w:t xml:space="preserve">En la página de </w:t>
+      </w:r>
+      <w:r>
+        <w:t>contratación</w:t>
+      </w:r>
+      <w:r>
+        <w:t>:</w:t>
+      </w:r>
+    </w:p>
+    <w:p>
+      <w:pPr>
+        <w:jc w:val="both"/>
+      </w:pPr>
+      <w:r>
+        <w:t>Las fotos de la galería de artistas aparecen al desplazarse. Dejo las primeras visibles (la primera fila: tres en diseño para ordenador y una para móvil) para que no parezca un error de carga.</w:t>
+      </w:r>
+      <w:r>
+        <w:t xml:space="preserve"> </w:t>
+      </w:r>
+      <w:r>
+        <w:t>Además, con JS añado una regla con la que centro las dos fotos verticales: la de Carolina y la de Ali A.</w:t>
+      </w:r>
+    </w:p>
+    <w:p>
+      <w:pPr>
+        <w:jc w:val="both"/>
         <w:rPr>
           <w:u w:val="single"/>
         </w:rPr>
       </w:pPr>
+      <w:r>
+        <w:t xml:space="preserve">A futuro, me gustaría incluir más información sobre </w:t>
+      </w:r>
+      <w:r>
+        <w:t>cada artista</w:t>
+      </w:r>
+      <w:r>
+        <w:t xml:space="preserve"> y ampliar la sección de búsqueda de información</w:t>
+      </w:r>
+      <w:r>
+        <w:t xml:space="preserve"> con un cuestionario.</w:t>
+      </w:r>
     </w:p>
     <w:sectPr>
       <w:pgSz w:w="11906" w:h="16838"/>
@@ -442,6 +565,127 @@
     </w:sectPr>
   </w:body>
 </w:document>
+</file>
+
+<file path=word/numbering.xml><?xml version="1.0" encoding="utf-8"?>
+<w:numbering xmlns:wpc="http://schemas.microsoft.com/office/word/2010/wordprocessingCanvas" xmlns:cx="http://schemas.microsoft.com/office/drawing/2014/chartex" xmlns:cx1="http://schemas.microsoft.com/office/drawing/2015/9/8/chartex" xmlns:cx2="http://schemas.microsoft.com/office/drawing/2015/10/21/chartex" xmlns:cx3="http://schemas.microsoft.com/office/drawing/2016/5/9/chartex" xmlns:cx4="http://schemas.microsoft.com/office/drawing/2016/5/10/chartex" xmlns:cx5="http://schemas.microsoft.com/office/drawing/2016/5/11/chartex" xmlns:cx6="http://schemas.microsoft.com/office/drawing/2016/5/12/chartex" xmlns:cx7="http://schemas.microsoft.com/office/drawing/2016/5/13/chartex" xmlns:cx8="http://schemas.microsoft.com/office/drawing/2016/5/14/chartex" xmlns:mc="http://schemas.openxmlformats.org/markup-compatibility/2006" xmlns:aink="http://schemas.microsoft.com/office/drawing/2016/ink" xmlns:am3d="http://schemas.microsoft.com/office/drawing/2017/model3d" xmlns:o="urn:schemas-microsoft-com:office:office" xmlns:oel="http://schemas.microsoft.com/office/2019/extlst" xmlns:r="http://schemas.openxmlformats.org/officeDocument/2006/relationships" xmlns:m="http://schemas.openxmlformats.org/officeDocument/2006/math" xmlns:v="urn:schemas-microsoft-com:vml" xmlns:wp14="http://schemas.microsoft.com/office/word/2010/wordprocessingDrawing" xmlns:wp="http://schemas.openxmlformats.org/drawingml/2006/wordprocessingDrawing" xmlns:w10="urn:schemas-microsoft-com:office:word" xmlns:w="http://schemas.openxmlformats.org/wordprocessingml/2006/main" xmlns:w14="http://schemas.microsoft.com/office/word/2010/wordml" xmlns:w15="http://schemas.microsoft.com/office/word/2012/wordml" xmlns:w16cex="http://schemas.microsoft.com/office/word/2018/wordml/cex" xmlns:w16cid="http://schemas.microsoft.com/office/word/2016/wordml/cid" xmlns:w16="http://schemas.microsoft.com/office/word/2018/wordml" xmlns:w16du="http://schemas.microsoft.com/office/word/2023/wordml/word16du" xmlns:w16sdtdh="http://schemas.microsoft.com/office/word/2020/wordml/sdtdatahash" xmlns:w16sdtfl="http://schemas.microsoft.com/office/word/2024/wordml/sdtformatlock" xmlns:w16se="http://schemas.microsoft.com/office/word/2015/wordml/symex" xmlns:wpg="http://schemas.microsoft.com/office/word/2010/wordprocessingGroup" xmlns:wpi="http://schemas.microsoft.com/office/word/2010/wordprocessingInk" xmlns:wne="http://schemas.microsoft.com/office/word/2006/wordml" xmlns:wps="http://schemas.microsoft.com/office/word/2010/wordprocessingShape" mc:Ignorable="w14 w15 w16se w16cid w16 w16cex w16sdtdh w16sdtfl w16du wp14">
+  <w:abstractNum w:abstractNumId="0" w15:restartNumberingAfterBreak="0">
+    <w:nsid w:val="13055109"/>
+    <w:multiLevelType w:val="hybridMultilevel"/>
+    <w:tmpl w:val="E254587C"/>
+    <w:lvl w:ilvl="0" w:tplc="0C0A0001">
+      <w:start w:val="1"/>
+      <w:numFmt w:val="bullet"/>
+      <w:lvlText w:val=""/>
+      <w:lvlJc w:val="left"/>
+      <w:pPr>
+        <w:ind w:left="720" w:hanging="360"/>
+      </w:pPr>
+      <w:rPr>
+        <w:rFonts w:ascii="Symbol" w:hAnsi="Symbol" w:hint="default"/>
+      </w:rPr>
+    </w:lvl>
+    <w:lvl w:ilvl="1" w:tplc="0C0A0003" w:tentative="1">
+      <w:start w:val="1"/>
+      <w:numFmt w:val="bullet"/>
+      <w:lvlText w:val="o"/>
+      <w:lvlJc w:val="left"/>
+      <w:pPr>
+        <w:ind w:left="1440" w:hanging="360"/>
+      </w:pPr>
+      <w:rPr>
+        <w:rFonts w:ascii="Courier New" w:hAnsi="Courier New" w:cs="Courier New" w:hint="default"/>
+      </w:rPr>
+    </w:lvl>
+    <w:lvl w:ilvl="2" w:tplc="0C0A0005" w:tentative="1">
+      <w:start w:val="1"/>
+      <w:numFmt w:val="bullet"/>
+      <w:lvlText w:val=""/>
+      <w:lvlJc w:val="left"/>
+      <w:pPr>
+        <w:ind w:left="2160" w:hanging="360"/>
+      </w:pPr>
+      <w:rPr>
+        <w:rFonts w:ascii="Wingdings" w:hAnsi="Wingdings" w:hint="default"/>
+      </w:rPr>
+    </w:lvl>
+    <w:lvl w:ilvl="3" w:tplc="0C0A0001" w:tentative="1">
+      <w:start w:val="1"/>
+      <w:numFmt w:val="bullet"/>
+      <w:lvlText w:val=""/>
+      <w:lvlJc w:val="left"/>
+      <w:pPr>
+        <w:ind w:left="2880" w:hanging="360"/>
+      </w:pPr>
+      <w:rPr>
+        <w:rFonts w:ascii="Symbol" w:hAnsi="Symbol" w:hint="default"/>
+      </w:rPr>
+    </w:lvl>
+    <w:lvl w:ilvl="4" w:tplc="0C0A0003" w:tentative="1">
+      <w:start w:val="1"/>
+      <w:numFmt w:val="bullet"/>
+      <w:lvlText w:val="o"/>
+      <w:lvlJc w:val="left"/>
+      <w:pPr>
+        <w:ind w:left="3600" w:hanging="360"/>
+      </w:pPr>
+      <w:rPr>
+        <w:rFonts w:ascii="Courier New" w:hAnsi="Courier New" w:cs="Courier New" w:hint="default"/>
+      </w:rPr>
+    </w:lvl>
+    <w:lvl w:ilvl="5" w:tplc="0C0A0005" w:tentative="1">
+      <w:start w:val="1"/>
+      <w:numFmt w:val="bullet"/>
+      <w:lvlText w:val=""/>
+      <w:lvlJc w:val="left"/>
+      <w:pPr>
+        <w:ind w:left="4320" w:hanging="360"/>
+      </w:pPr>
+      <w:rPr>
+        <w:rFonts w:ascii="Wingdings" w:hAnsi="Wingdings" w:hint="default"/>
+      </w:rPr>
+    </w:lvl>
+    <w:lvl w:ilvl="6" w:tplc="0C0A0001" w:tentative="1">
+      <w:start w:val="1"/>
+      <w:numFmt w:val="bullet"/>
+      <w:lvlText w:val=""/>
+      <w:lvlJc w:val="left"/>
+      <w:pPr>
+        <w:ind w:left="5040" w:hanging="360"/>
+      </w:pPr>
+      <w:rPr>
+        <w:rFonts w:ascii="Symbol" w:hAnsi="Symbol" w:hint="default"/>
+      </w:rPr>
+    </w:lvl>
+    <w:lvl w:ilvl="7" w:tplc="0C0A0003" w:tentative="1">
+      <w:start w:val="1"/>
+      <w:numFmt w:val="bullet"/>
+      <w:lvlText w:val="o"/>
+      <w:lvlJc w:val="left"/>
+      <w:pPr>
+        <w:ind w:left="5760" w:hanging="360"/>
+      </w:pPr>
+      <w:rPr>
+        <w:rFonts w:ascii="Courier New" w:hAnsi="Courier New" w:cs="Courier New" w:hint="default"/>
+      </w:rPr>
+    </w:lvl>
+    <w:lvl w:ilvl="8" w:tplc="0C0A0005" w:tentative="1">
+      <w:start w:val="1"/>
+      <w:numFmt w:val="bullet"/>
+      <w:lvlText w:val=""/>
+      <w:lvlJc w:val="left"/>
+      <w:pPr>
+        <w:ind w:left="6480" w:hanging="360"/>
+      </w:pPr>
+      <w:rPr>
+        <w:rFonts w:ascii="Wingdings" w:hAnsi="Wingdings" w:hint="default"/>
+      </w:rPr>
+    </w:lvl>
+  </w:abstractNum>
+  <w:num w:numId="1" w16cid:durableId="2095079974">
+    <w:abstractNumId w:val="0"/>
+  </w:num>
+</w:numbering>
 </file>
 
 <file path=word/styles.xml><?xml version="1.0" encoding="utf-8"?>
@@ -1361,6 +1605,29 @@
       <w:spacing w:val="5"/>
     </w:rPr>
   </w:style>
+  <w:style w:type="character" w:styleId="Hipervnculo">
+    <w:name w:val="Hyperlink"/>
+    <w:basedOn w:val="Fuentedeprrafopredeter"/>
+    <w:uiPriority w:val="99"/>
+    <w:unhideWhenUsed/>
+    <w:rsid w:val="009E1878"/>
+    <w:rPr>
+      <w:color w:val="467886" w:themeColor="hyperlink"/>
+      <w:u w:val="single"/>
+    </w:rPr>
+  </w:style>
+  <w:style w:type="character" w:styleId="Mencinsinresolver">
+    <w:name w:val="Unresolved Mention"/>
+    <w:basedOn w:val="Fuentedeprrafopredeter"/>
+    <w:uiPriority w:val="99"/>
+    <w:semiHidden/>
+    <w:unhideWhenUsed/>
+    <w:rsid w:val="009E1878"/>
+    <w:rPr>
+      <w:color w:val="605E5C"/>
+      <w:shd w:val="clear" w:color="auto" w:fill="E1DFDD"/>
+    </w:rPr>
+  </w:style>
 </w:styles>
 </file>
 
